--- a/docs/legal/review-2026-06-16/revised-lolo-care-inc/Legal/DRAFTS/Stocks/06-uncertificated-share-notice-thibaud-peverelli.docx
+++ b/docs/legal/review-2026-06-16/revised-lolo-care-inc/Legal/DRAFTS/Stocks/06-uncertificated-share-notice-thibaud-peverelli.docx
@@ -28,7 +28,7 @@
     </w:p>
     <w:p>
       <w:r>
-        <w:t>LoLo Care Inc, a Delaware corporation (the "Company"), hereby gives notice that the following shares of the Company's capital stock have been issued to you in uncertificated form:</w:t>
+        <w:t>Lolo Care, Inc., a Delaware corporation (the "Company"), hereby gives notice that the following shares of the Company's capital stock have been issued to you in uncertificated form:</w:t>
       </w:r>
     </w:p>
     <w:tbl>
@@ -146,7 +146,7 @@
           </w:tcPr>
           <w:p>
             <w:r>
-              <w:t>$[PAR VALUE]</w:t>
+              <w:t>$0.00001</w:t>
             </w:r>
           </w:p>
         </w:tc>
@@ -229,7 +229,7 @@
     </w:p>
     <w:p>
       <w:r>
-        <w:t>LoLo Care Inc</w:t>
+        <w:t>Lolo Care, Inc.</w:t>
       </w:r>
     </w:p>
     <w:p>
